--- a/1-Algorithm&Flowchart-Soroosh/T1_100_Alg_Mirshekari.docx
+++ b/1-Algorithm&Flowchart-Soroosh/T1_100_Alg_Mirshekari.docx
@@ -15,58 +15,102 @@
       </w:pPr>
       <w:r>
         <w:rPr>
-          <w:rFonts w:cs="B Zar" w:hint="eastAsia"/>
+          <w:rFonts w:cs="B Zar"/>
           <w:b/>
           <w:bCs/>
           <w:i/>
           <w:iCs/>
           <w:rtl/>
         </w:rPr>
-        <w:t>سوال</w:t>
-      </w:r>
-      <w:r>
-        <w:rPr>
-          <w:rFonts w:cs="B Zar"/>
+        <w:t>سوال ۱: مسئله باز</w:t>
+      </w:r>
+      <w:r>
+        <w:rPr>
+          <w:rFonts w:cs="B Zar" w:hint="cs"/>
           <w:b/>
           <w:bCs/>
           <w:i/>
           <w:iCs/>
           <w:rtl/>
         </w:rPr>
-        <w:t xml:space="preserve"> ۱: مسئله پ</w:t>
-      </w:r>
-      <w:r>
-        <w:rPr>
-          <w:rFonts w:cs="B Zar" w:hint="cs"/>
+        <w:t>ی</w:t>
+      </w:r>
+      <w:r>
+        <w:rPr>
+          <w:rFonts w:cs="B Zar"/>
           <w:b/>
           <w:bCs/>
           <w:i/>
           <w:iCs/>
           <w:rtl/>
         </w:rPr>
-        <w:t>ی</w:t>
-      </w:r>
-      <w:r>
-        <w:rPr>
-          <w:rFonts w:cs="B Zar" w:hint="eastAsia"/>
+        <w:t xml:space="preserve"> اعداد گمشده در آزما</w:t>
+      </w:r>
+      <w:r>
+        <w:rPr>
+          <w:rFonts w:cs="B Zar" w:hint="cs"/>
           <w:b/>
           <w:bCs/>
           <w:i/>
           <w:iCs/>
           <w:rtl/>
         </w:rPr>
-        <w:t>دا</w:t>
-      </w:r>
-      <w:r>
-        <w:rPr>
-          <w:rFonts w:cs="B Zar"/>
+        <w:t>ی</w:t>
+      </w:r>
+      <w:r>
+        <w:rPr>
+          <w:rFonts w:cs="B Zar" w:hint="eastAsia"/>
           <w:b/>
           <w:bCs/>
           <w:i/>
           <w:iCs/>
           <w:rtl/>
         </w:rPr>
-        <w:t xml:space="preserve"> کردن عدد گمشده</w:t>
+        <w:t>شگاه</w:t>
+      </w:r>
+      <w:r>
+        <w:rPr>
+          <w:rFonts w:cs="B Zar"/>
+          <w:b/>
+          <w:bCs/>
+          <w:i/>
+          <w:iCs/>
+          <w:rtl/>
+        </w:rPr>
+        <w:t xml:space="preserve"> ر</w:t>
+      </w:r>
+      <w:r>
+        <w:rPr>
+          <w:rFonts w:cs="B Zar" w:hint="cs"/>
+          <w:b/>
+          <w:bCs/>
+          <w:i/>
+          <w:iCs/>
+          <w:rtl/>
+        </w:rPr>
+        <w:t>ی</w:t>
+      </w:r>
+      <w:r>
+        <w:rPr>
+          <w:rFonts w:cs="B Zar" w:hint="eastAsia"/>
+          <w:b/>
+          <w:bCs/>
+          <w:i/>
+          <w:iCs/>
+          <w:rtl/>
+        </w:rPr>
+        <w:t>اض</w:t>
+      </w:r>
+      <w:r>
+        <w:rPr>
+          <w:rFonts w:cs="B Zar" w:hint="cs"/>
+          <w:b/>
+          <w:bCs/>
+          <w:i/>
+          <w:iCs/>
+          <w:rtl/>
+        </w:rPr>
+        <w:t>ی</w:t>
       </w:r>
     </w:p>
     <w:p>
@@ -109,103 +153,14 @@
           <w:rFonts w:cs="B Zar" w:hint="eastAsia"/>
           <w:rtl/>
         </w:rPr>
-        <w:t>آرا</w:t>
-      </w:r>
-      <w:r>
-        <w:rPr>
-          <w:rFonts w:cs="B Zar" w:hint="cs"/>
-          <w:rtl/>
-        </w:rPr>
-        <w:t>ی</w:t>
-      </w:r>
-      <w:r>
-        <w:rPr>
-          <w:rFonts w:cs="B Zar" w:hint="eastAsia"/>
-          <w:rtl/>
-        </w:rPr>
-        <w:t>ه‌ا</w:t>
-      </w:r>
-      <w:r>
-        <w:rPr>
-          <w:rFonts w:cs="B Zar" w:hint="cs"/>
-          <w:rtl/>
-        </w:rPr>
-        <w:t>ی</w:t>
-      </w:r>
-      <w:r>
-        <w:rPr>
-          <w:rFonts w:cs="B Zar"/>
-          <w:rtl/>
-        </w:rPr>
-        <w:t xml:space="preserve"> از اعداد صح</w:t>
-      </w:r>
-      <w:r>
-        <w:rPr>
-          <w:rFonts w:cs="B Zar" w:hint="cs"/>
-          <w:rtl/>
-        </w:rPr>
-        <w:t>ی</w:t>
-      </w:r>
-      <w:r>
-        <w:rPr>
-          <w:rFonts w:cs="B Zar" w:hint="eastAsia"/>
-          <w:rtl/>
-        </w:rPr>
-        <w:t>ح</w:t>
-      </w:r>
-      <w:r>
-        <w:rPr>
-          <w:rFonts w:cs="B Zar"/>
-          <w:rtl/>
-        </w:rPr>
-        <w:t xml:space="preserve"> به طول </w:t>
-      </w:r>
-      <w:r>
-        <w:rPr>
-          <w:rFonts w:cs="B Zar"/>
-        </w:rPr>
-        <w:t>n</w:t>
-      </w:r>
-      <w:r>
-        <w:rPr>
-          <w:rFonts w:cs="B Zar"/>
-          <w:rtl/>
-        </w:rPr>
-        <w:t xml:space="preserve"> دار</w:t>
-      </w:r>
-      <w:r>
-        <w:rPr>
-          <w:rFonts w:cs="B Zar" w:hint="cs"/>
-          <w:rtl/>
-        </w:rPr>
-        <w:t>ی</w:t>
-      </w:r>
-      <w:r>
-        <w:rPr>
-          <w:rFonts w:cs="B Zar" w:hint="eastAsia"/>
-          <w:rtl/>
-        </w:rPr>
-        <w:t>م</w:t>
-      </w:r>
-      <w:r>
-        <w:rPr>
-          <w:rFonts w:cs="B Zar"/>
-          <w:rtl/>
-        </w:rPr>
-        <w:t xml:space="preserve"> که شامل اعداد از ۰ تا </w:t>
-      </w:r>
-      <w:r>
-        <w:rPr>
-          <w:rFonts w:cs="B Zar"/>
-        </w:rPr>
-        <w:t>n</w:t>
-      </w:r>
-      <w:r>
-        <w:rPr>
-          <w:rFonts w:cs="B Zar"/>
-          <w:rtl/>
-        </w:rPr>
-        <w:t xml:space="preserve"> است. تمام اعداد به جز </w:t>
+        <w:t>در</w:t>
+      </w:r>
+      <w:r>
+        <w:rPr>
+          <w:rFonts w:cs="B Zar"/>
+          <w:rtl/>
+        </w:rPr>
+        <w:t xml:space="preserve"> </w:t>
       </w:r>
       <w:r>
         <w:rPr>
@@ -223,59 +178,206 @@
       </w:r>
       <w:r>
         <w:rPr>
-          <w:rFonts w:cs="B Zar" w:hint="cs"/>
-          <w:rtl/>
-        </w:rPr>
-        <w:t>ی</w:t>
-      </w:r>
-      <w:r>
-        <w:rPr>
-          <w:rFonts w:cs="B Zar"/>
-          <w:rtl/>
-        </w:rPr>
-        <w:t xml:space="preserve"> از آنها در آرا</w:t>
-      </w:r>
-      <w:r>
-        <w:rPr>
-          <w:rFonts w:cs="B Zar" w:hint="cs"/>
-          <w:rtl/>
-        </w:rPr>
-        <w:t>ی</w:t>
-      </w:r>
-      <w:r>
-        <w:rPr>
-          <w:rFonts w:cs="B Zar" w:hint="eastAsia"/>
-          <w:rtl/>
-        </w:rPr>
-        <w:t>ه</w:t>
-      </w:r>
-      <w:r>
-        <w:rPr>
-          <w:rFonts w:cs="B Zar"/>
-          <w:rtl/>
-        </w:rPr>
-        <w:t xml:space="preserve"> موجود هستند. عدد گمشده را پ</w:t>
-      </w:r>
-      <w:r>
-        <w:rPr>
-          <w:rFonts w:cs="B Zar" w:hint="cs"/>
-          <w:rtl/>
-        </w:rPr>
-        <w:t>ی</w:t>
-      </w:r>
-      <w:r>
-        <w:rPr>
-          <w:rFonts w:cs="B Zar" w:hint="eastAsia"/>
-          <w:rtl/>
-        </w:rPr>
-        <w:t>دا</w:t>
-      </w:r>
-      <w:r>
-        <w:rPr>
-          <w:rFonts w:cs="B Zar"/>
-          <w:rtl/>
-        </w:rPr>
-        <w:t xml:space="preserve"> کن</w:t>
+          <w:rFonts w:cs="B Zar"/>
+          <w:rtl/>
+        </w:rPr>
+        <w:t xml:space="preserve"> آزما</w:t>
+      </w:r>
+      <w:r>
+        <w:rPr>
+          <w:rFonts w:cs="B Zar" w:hint="cs"/>
+          <w:rtl/>
+        </w:rPr>
+        <w:t>ی</w:t>
+      </w:r>
+      <w:r>
+        <w:rPr>
+          <w:rFonts w:cs="B Zar" w:hint="eastAsia"/>
+          <w:rtl/>
+        </w:rPr>
+        <w:t>شگاه</w:t>
+      </w:r>
+      <w:r>
+        <w:rPr>
+          <w:rFonts w:cs="B Zar"/>
+          <w:rtl/>
+        </w:rPr>
+        <w:t xml:space="preserve"> پ</w:t>
+      </w:r>
+      <w:r>
+        <w:rPr>
+          <w:rFonts w:cs="B Zar" w:hint="cs"/>
+          <w:rtl/>
+        </w:rPr>
+        <w:t>ی</w:t>
+      </w:r>
+      <w:r>
+        <w:rPr>
+          <w:rFonts w:cs="B Zar" w:hint="eastAsia"/>
+          <w:rtl/>
+        </w:rPr>
+        <w:t>شرفته</w:t>
+      </w:r>
+      <w:r>
+        <w:rPr>
+          <w:rFonts w:cs="B Zar"/>
+          <w:rtl/>
+        </w:rPr>
+        <w:t xml:space="preserve"> ر</w:t>
+      </w:r>
+      <w:r>
+        <w:rPr>
+          <w:rFonts w:cs="B Zar" w:hint="cs"/>
+          <w:rtl/>
+        </w:rPr>
+        <w:t>ی</w:t>
+      </w:r>
+      <w:r>
+        <w:rPr>
+          <w:rFonts w:cs="B Zar" w:hint="eastAsia"/>
+          <w:rtl/>
+        </w:rPr>
+        <w:t>اض</w:t>
+      </w:r>
+      <w:r>
+        <w:rPr>
+          <w:rFonts w:cs="B Zar" w:hint="cs"/>
+          <w:rtl/>
+        </w:rPr>
+        <w:t>ی</w:t>
+      </w:r>
+      <w:r>
+        <w:rPr>
+          <w:rFonts w:cs="B Zar" w:hint="eastAsia"/>
+          <w:rtl/>
+        </w:rPr>
+        <w:t>،</w:t>
+      </w:r>
+      <w:r>
+        <w:rPr>
+          <w:rFonts w:cs="B Zar"/>
+          <w:rtl/>
+        </w:rPr>
+        <w:t xml:space="preserve"> دانشمندان در حال کار رو</w:t>
+      </w:r>
+      <w:r>
+        <w:rPr>
+          <w:rFonts w:cs="B Zar" w:hint="cs"/>
+          <w:rtl/>
+        </w:rPr>
+        <w:t>ی</w:t>
+      </w:r>
+      <w:r>
+        <w:rPr>
+          <w:rFonts w:cs="B Zar"/>
+          <w:rtl/>
+        </w:rPr>
+        <w:t xml:space="preserve"> </w:t>
+      </w:r>
+      <w:r>
+        <w:rPr>
+          <w:rFonts w:cs="B Zar" w:hint="cs"/>
+          <w:rtl/>
+        </w:rPr>
+        <w:t>ی</w:t>
+      </w:r>
+      <w:r>
+        <w:rPr>
+          <w:rFonts w:cs="B Zar" w:hint="eastAsia"/>
+          <w:rtl/>
+        </w:rPr>
+        <w:t>ک</w:t>
+      </w:r>
+      <w:r>
+        <w:rPr>
+          <w:rFonts w:cs="B Zar"/>
+          <w:rtl/>
+        </w:rPr>
+        <w:t xml:space="preserve"> پروژه محاسبات</w:t>
+      </w:r>
+      <w:r>
+        <w:rPr>
+          <w:rFonts w:cs="B Zar" w:hint="cs"/>
+          <w:rtl/>
+        </w:rPr>
+        <w:t>ی</w:t>
+      </w:r>
+      <w:r>
+        <w:rPr>
+          <w:rFonts w:cs="B Zar"/>
+          <w:rtl/>
+        </w:rPr>
+        <w:t xml:space="preserve"> هستند. آنها </w:t>
+      </w:r>
+      <w:r>
+        <w:rPr>
+          <w:rFonts w:cs="B Zar" w:hint="cs"/>
+          <w:rtl/>
+        </w:rPr>
+        <w:t>ی</w:t>
+      </w:r>
+      <w:r>
+        <w:rPr>
+          <w:rFonts w:cs="B Zar" w:hint="eastAsia"/>
+          <w:rtl/>
+        </w:rPr>
+        <w:t>ک</w:t>
+      </w:r>
+      <w:r>
+        <w:rPr>
+          <w:rFonts w:cs="B Zar"/>
+          <w:rtl/>
+        </w:rPr>
+        <w:t xml:space="preserve"> س</w:t>
+      </w:r>
+      <w:r>
+        <w:rPr>
+          <w:rFonts w:cs="B Zar" w:hint="cs"/>
+          <w:rtl/>
+        </w:rPr>
+        <w:t>ی</w:t>
+      </w:r>
+      <w:r>
+        <w:rPr>
+          <w:rFonts w:cs="B Zar" w:hint="eastAsia"/>
+          <w:rtl/>
+        </w:rPr>
+        <w:t>ستم</w:t>
+      </w:r>
+      <w:r>
+        <w:rPr>
+          <w:rFonts w:cs="B Zar"/>
+          <w:rtl/>
+        </w:rPr>
+        <w:t xml:space="preserve"> محاسبات</w:t>
+      </w:r>
+      <w:r>
+        <w:rPr>
+          <w:rFonts w:cs="B Zar" w:hint="cs"/>
+          <w:rtl/>
+        </w:rPr>
+        <w:t>ی</w:t>
+      </w:r>
+      <w:r>
+        <w:rPr>
+          <w:rFonts w:cs="B Zar"/>
+          <w:rtl/>
+        </w:rPr>
+        <w:t xml:space="preserve"> طراح</w:t>
+      </w:r>
+      <w:r>
+        <w:rPr>
+          <w:rFonts w:cs="B Zar" w:hint="cs"/>
+          <w:rtl/>
+        </w:rPr>
+        <w:t>ی</w:t>
+      </w:r>
+      <w:r>
+        <w:rPr>
+          <w:rFonts w:cs="B Zar"/>
+          <w:rtl/>
+        </w:rPr>
+        <w:t xml:space="preserve"> کرده‌اند که با</w:t>
       </w:r>
       <w:r>
         <w:rPr>
@@ -296,35 +398,564 @@
           <w:rFonts w:cs="B Zar"/>
           <w:rtl/>
         </w:rPr>
-        <w:t>.</w:t>
+        <w:t xml:space="preserve"> دنباله‌ا</w:t>
+      </w:r>
+      <w:r>
+        <w:rPr>
+          <w:rFonts w:cs="B Zar" w:hint="cs"/>
+          <w:rtl/>
+        </w:rPr>
+        <w:t>ی</w:t>
+      </w:r>
+      <w:r>
+        <w:rPr>
+          <w:rFonts w:cs="B Zar"/>
+          <w:rtl/>
+        </w:rPr>
+        <w:t xml:space="preserve"> از اعداد </w:t>
+      </w:r>
+      <m:oMath>
+        <m:r>
+          <m:rPr>
+            <m:sty m:val="p"/>
+          </m:rPr>
+          <w:rPr>
+            <w:rFonts w:ascii="Cambria Math" w:hAnsi="Cambria Math" w:cs="B Zar"/>
+            <w:rtl/>
+          </w:rPr>
+          <m:t>۰</m:t>
+        </m:r>
+      </m:oMath>
+      <w:r>
+        <w:rPr>
+          <w:rFonts w:cs="B Zar"/>
+          <w:rtl/>
+        </w:rPr>
+        <w:t xml:space="preserve"> تا </w:t>
+      </w:r>
+      <m:oMath>
+        <m:r>
+          <w:rPr>
+            <w:rFonts w:ascii="Cambria Math" w:hAnsi="Cambria Math" w:cs="B Zar"/>
+          </w:rPr>
+          <m:t>n</m:t>
+        </m:r>
+      </m:oMath>
+      <w:r>
+        <w:rPr>
+          <w:rFonts w:cs="B Zar"/>
+          <w:rtl/>
+        </w:rPr>
+        <w:t xml:space="preserve"> را به ترت</w:t>
+      </w:r>
+      <w:r>
+        <w:rPr>
+          <w:rFonts w:cs="B Zar" w:hint="cs"/>
+          <w:rtl/>
+        </w:rPr>
+        <w:t>ی</w:t>
+      </w:r>
+      <w:r>
+        <w:rPr>
+          <w:rFonts w:cs="B Zar" w:hint="eastAsia"/>
+          <w:rtl/>
+        </w:rPr>
+        <w:t>ب</w:t>
+      </w:r>
+      <w:r>
+        <w:rPr>
+          <w:rFonts w:cs="B Zar"/>
+          <w:rtl/>
+        </w:rPr>
+        <w:t xml:space="preserve"> پردازش کند. ا</w:t>
+      </w:r>
+      <w:r>
+        <w:rPr>
+          <w:rFonts w:cs="B Zar" w:hint="cs"/>
+          <w:rtl/>
+        </w:rPr>
+        <w:t>ی</w:t>
+      </w:r>
+      <w:r>
+        <w:rPr>
+          <w:rFonts w:cs="B Zar" w:hint="eastAsia"/>
+          <w:rtl/>
+        </w:rPr>
+        <w:t>ن</w:t>
+      </w:r>
+      <w:r>
+        <w:rPr>
+          <w:rFonts w:cs="B Zar"/>
+          <w:rtl/>
+        </w:rPr>
+        <w:t xml:space="preserve"> س</w:t>
+      </w:r>
+      <w:r>
+        <w:rPr>
+          <w:rFonts w:cs="B Zar" w:hint="cs"/>
+          <w:rtl/>
+        </w:rPr>
+        <w:t>ی</w:t>
+      </w:r>
+      <w:r>
+        <w:rPr>
+          <w:rFonts w:cs="B Zar" w:hint="eastAsia"/>
+          <w:rtl/>
+        </w:rPr>
+        <w:t>ستم</w:t>
+      </w:r>
+      <w:r>
+        <w:rPr>
+          <w:rFonts w:cs="B Zar"/>
+          <w:rtl/>
+        </w:rPr>
+        <w:t xml:space="preserve"> دارا</w:t>
+      </w:r>
+      <w:r>
+        <w:rPr>
+          <w:rFonts w:cs="B Zar" w:hint="cs"/>
+          <w:rtl/>
+        </w:rPr>
+        <w:t>ی</w:t>
+      </w:r>
+      <w:r>
+        <w:rPr>
+          <w:rFonts w:cs="B Zar"/>
+          <w:rtl/>
+        </w:rPr>
+        <w:t xml:space="preserve"> </w:t>
+      </w:r>
+      <w:r>
+        <w:rPr>
+          <w:rFonts w:cs="B Zar"/>
+        </w:rPr>
+        <w:t>n+1</w:t>
+      </w:r>
+      <w:r>
+        <w:rPr>
+          <w:rFonts w:cs="B Zar"/>
+          <w:rtl/>
+        </w:rPr>
+        <w:t xml:space="preserve"> اسلات (شماره‌ها</w:t>
+      </w:r>
+      <w:r>
+        <w:rPr>
+          <w:rFonts w:cs="B Zar" w:hint="cs"/>
+          <w:rtl/>
+        </w:rPr>
+        <w:t>ی</w:t>
+      </w:r>
+      <w:r>
+        <w:rPr>
+          <w:rFonts w:cs="B Zar"/>
+          <w:rtl/>
+        </w:rPr>
+        <w:t xml:space="preserve"> </w:t>
+      </w:r>
+      <m:oMath>
+        <m:r>
+          <w:rPr>
+            <w:rFonts w:ascii="Cambria Math" w:hAnsi="Cambria Math" w:cs="B Zar"/>
+            <w:rtl/>
+          </w:rPr>
+          <m:t>۰</m:t>
+        </m:r>
+      </m:oMath>
+      <w:r>
+        <w:rPr>
+          <w:rFonts w:cs="B Zar"/>
+          <w:rtl/>
+        </w:rPr>
+        <w:t xml:space="preserve"> تا </w:t>
+      </w:r>
+      <m:oMath>
+        <m:r>
+          <m:rPr>
+            <m:sty m:val="p"/>
+          </m:rPr>
+          <w:rPr>
+            <w:rFonts w:ascii="Cambria Math" w:hAnsi="Cambria Math" w:cs="B Zar"/>
+          </w:rPr>
+          <m:t>n</m:t>
+        </m:r>
+      </m:oMath>
+      <w:r>
+        <w:rPr>
+          <w:rFonts w:cs="B Zar" w:hint="cs"/>
+          <w:rtl/>
+        </w:rPr>
+        <w:t>)</w:t>
+      </w:r>
+      <w:r>
+        <w:rPr>
+          <w:rFonts w:cs="B Zar"/>
+        </w:rPr>
+        <w:t xml:space="preserve"> </w:t>
+      </w:r>
+      <w:r>
+        <w:rPr>
+          <w:rFonts w:cs="B Zar"/>
+          <w:rtl/>
+        </w:rPr>
+        <w:t>است که هر اسلات با</w:t>
+      </w:r>
+      <w:r>
+        <w:rPr>
+          <w:rFonts w:cs="B Zar" w:hint="cs"/>
+          <w:rtl/>
+        </w:rPr>
+        <w:t>ی</w:t>
+      </w:r>
+      <w:r>
+        <w:rPr>
+          <w:rFonts w:cs="B Zar" w:hint="eastAsia"/>
+          <w:rtl/>
+        </w:rPr>
+        <w:t>د</w:t>
+      </w:r>
+      <w:r>
+        <w:rPr>
+          <w:rFonts w:cs="B Zar"/>
+          <w:rtl/>
+        </w:rPr>
+        <w:t xml:space="preserve"> عدد مربوط به </w:t>
+      </w:r>
+      <w:r>
+        <w:rPr>
+          <w:rFonts w:cs="B Zar" w:hint="eastAsia"/>
+          <w:rtl/>
+        </w:rPr>
+        <w:t>خود</w:t>
+      </w:r>
+      <w:r>
+        <w:rPr>
+          <w:rFonts w:cs="B Zar"/>
+          <w:rtl/>
+        </w:rPr>
+        <w:t xml:space="preserve"> را در</w:t>
+      </w:r>
+      <w:r>
+        <w:rPr>
+          <w:rFonts w:cs="B Zar" w:hint="cs"/>
+          <w:rtl/>
+        </w:rPr>
+        <w:t>ی</w:t>
+      </w:r>
+      <w:r>
+        <w:rPr>
+          <w:rFonts w:cs="B Zar" w:hint="eastAsia"/>
+          <w:rtl/>
+        </w:rPr>
+        <w:t>افت</w:t>
+      </w:r>
+      <w:r>
+        <w:rPr>
+          <w:rFonts w:cs="B Zar"/>
+          <w:rtl/>
+        </w:rPr>
+        <w:t xml:space="preserve"> کند.</w:t>
       </w:r>
     </w:p>
     <w:p>
       <w:pPr>
         <w:rPr>
           <w:rFonts w:cs="B Zar"/>
-          <w:b/>
-          <w:bCs/>
           <w:rtl/>
         </w:rPr>
       </w:pPr>
       <w:r>
         <w:rPr>
           <w:rFonts w:cs="B Zar" w:hint="eastAsia"/>
-          <w:b/>
-          <w:bCs/>
-          <w:rtl/>
-        </w:rPr>
-        <w:t>مثال</w:t>
-      </w:r>
-      <w:r>
-        <w:rPr>
-          <w:rFonts w:cs="B Zar"/>
-          <w:b/>
-          <w:bCs/>
-          <w:rtl/>
-        </w:rPr>
-        <w:t>:</w:t>
+          <w:rtl/>
+        </w:rPr>
+        <w:t>اما</w:t>
+      </w:r>
+      <w:r>
+        <w:rPr>
+          <w:rFonts w:cs="B Zar"/>
+          <w:rtl/>
+        </w:rPr>
+        <w:t xml:space="preserve"> امروز صبح، وقت</w:t>
+      </w:r>
+      <w:r>
+        <w:rPr>
+          <w:rFonts w:cs="B Zar" w:hint="cs"/>
+          <w:rtl/>
+        </w:rPr>
+        <w:t>ی</w:t>
+      </w:r>
+      <w:r>
+        <w:rPr>
+          <w:rFonts w:cs="B Zar"/>
+          <w:rtl/>
+        </w:rPr>
+        <w:t xml:space="preserve"> ت</w:t>
+      </w:r>
+      <w:r>
+        <w:rPr>
+          <w:rFonts w:cs="B Zar" w:hint="cs"/>
+          <w:rtl/>
+        </w:rPr>
+        <w:t>ی</w:t>
+      </w:r>
+      <w:r>
+        <w:rPr>
+          <w:rFonts w:cs="B Zar" w:hint="eastAsia"/>
+          <w:rtl/>
+        </w:rPr>
+        <w:t>م</w:t>
+      </w:r>
+      <w:r>
+        <w:rPr>
+          <w:rFonts w:cs="B Zar"/>
+          <w:rtl/>
+        </w:rPr>
+        <w:t xml:space="preserve"> تحق</w:t>
+      </w:r>
+      <w:r>
+        <w:rPr>
+          <w:rFonts w:cs="B Zar" w:hint="cs"/>
+          <w:rtl/>
+        </w:rPr>
+        <w:t>ی</w:t>
+      </w:r>
+      <w:r>
+        <w:rPr>
+          <w:rFonts w:cs="B Zar" w:hint="eastAsia"/>
+          <w:rtl/>
+        </w:rPr>
+        <w:t>قات</w:t>
+      </w:r>
+      <w:r>
+        <w:rPr>
+          <w:rFonts w:cs="B Zar" w:hint="cs"/>
+          <w:rtl/>
+        </w:rPr>
+        <w:t>ی</w:t>
+      </w:r>
+      <w:r>
+        <w:rPr>
+          <w:rFonts w:cs="B Zar"/>
+          <w:rtl/>
+        </w:rPr>
+        <w:t xml:space="preserve"> به آزما</w:t>
+      </w:r>
+      <w:r>
+        <w:rPr>
+          <w:rFonts w:cs="B Zar" w:hint="cs"/>
+          <w:rtl/>
+        </w:rPr>
+        <w:t>ی</w:t>
+      </w:r>
+      <w:r>
+        <w:rPr>
+          <w:rFonts w:cs="B Zar" w:hint="eastAsia"/>
+          <w:rtl/>
+        </w:rPr>
+        <w:t>شگاه</w:t>
+      </w:r>
+      <w:r>
+        <w:rPr>
+          <w:rFonts w:cs="B Zar"/>
+          <w:rtl/>
+        </w:rPr>
+        <w:t xml:space="preserve"> رس</w:t>
+      </w:r>
+      <w:r>
+        <w:rPr>
+          <w:rFonts w:cs="B Zar" w:hint="cs"/>
+          <w:rtl/>
+        </w:rPr>
+        <w:t>ی</w:t>
+      </w:r>
+      <w:r>
+        <w:rPr>
+          <w:rFonts w:cs="B Zar" w:hint="eastAsia"/>
+          <w:rtl/>
+        </w:rPr>
+        <w:t>د،</w:t>
+      </w:r>
+      <w:r>
+        <w:rPr>
+          <w:rFonts w:cs="B Zar"/>
+          <w:rtl/>
+        </w:rPr>
+        <w:t xml:space="preserve"> متوجه شدند که </w:t>
+      </w:r>
+      <w:r>
+        <w:rPr>
+          <w:rFonts w:cs="B Zar" w:hint="cs"/>
+          <w:rtl/>
+        </w:rPr>
+        <w:t>ی</w:t>
+      </w:r>
+      <w:r>
+        <w:rPr>
+          <w:rFonts w:cs="B Zar" w:hint="eastAsia"/>
+          <w:rtl/>
+        </w:rPr>
+        <w:t>ک</w:t>
+      </w:r>
+      <w:r>
+        <w:rPr>
+          <w:rFonts w:cs="B Zar" w:hint="cs"/>
+          <w:rtl/>
+        </w:rPr>
+        <w:t>ی</w:t>
+      </w:r>
+      <w:r>
+        <w:rPr>
+          <w:rFonts w:cs="B Zar"/>
+          <w:rtl/>
+        </w:rPr>
+        <w:t xml:space="preserve"> از اسلات‌ها به دل</w:t>
+      </w:r>
+      <w:r>
+        <w:rPr>
+          <w:rFonts w:cs="B Zar" w:hint="cs"/>
+          <w:rtl/>
+        </w:rPr>
+        <w:t>ی</w:t>
+      </w:r>
+      <w:r>
+        <w:rPr>
+          <w:rFonts w:cs="B Zar" w:hint="eastAsia"/>
+          <w:rtl/>
+        </w:rPr>
+        <w:t>ل</w:t>
+      </w:r>
+      <w:r>
+        <w:rPr>
+          <w:rFonts w:cs="B Zar"/>
+          <w:rtl/>
+        </w:rPr>
+        <w:t xml:space="preserve"> نقص فن</w:t>
+      </w:r>
+      <w:r>
+        <w:rPr>
+          <w:rFonts w:cs="B Zar" w:hint="cs"/>
+          <w:rtl/>
+        </w:rPr>
+        <w:t>ی</w:t>
+      </w:r>
+      <w:r>
+        <w:rPr>
+          <w:rFonts w:cs="B Zar" w:hint="eastAsia"/>
+          <w:rtl/>
+        </w:rPr>
+        <w:t>،</w:t>
+      </w:r>
+      <w:r>
+        <w:rPr>
+          <w:rFonts w:cs="B Zar"/>
+          <w:rtl/>
+        </w:rPr>
+        <w:t xml:space="preserve"> عدد خود را در</w:t>
+      </w:r>
+      <w:r>
+        <w:rPr>
+          <w:rFonts w:cs="B Zar" w:hint="cs"/>
+          <w:rtl/>
+        </w:rPr>
+        <w:t>ی</w:t>
+      </w:r>
+      <w:r>
+        <w:rPr>
+          <w:rFonts w:cs="B Zar" w:hint="eastAsia"/>
+          <w:rtl/>
+        </w:rPr>
+        <w:t>افت</w:t>
+      </w:r>
+      <w:r>
+        <w:rPr>
+          <w:rFonts w:cs="B Zar"/>
+          <w:rtl/>
+        </w:rPr>
+        <w:t xml:space="preserve"> نکرده است. س</w:t>
+      </w:r>
+      <w:r>
+        <w:rPr>
+          <w:rFonts w:cs="B Zar" w:hint="cs"/>
+          <w:rtl/>
+        </w:rPr>
+        <w:t>ی</w:t>
+      </w:r>
+      <w:r>
+        <w:rPr>
+          <w:rFonts w:cs="B Zar" w:hint="eastAsia"/>
+          <w:rtl/>
+        </w:rPr>
+        <w:t>ستم</w:t>
+      </w:r>
+      <w:r>
+        <w:rPr>
+          <w:rFonts w:cs="B Zar"/>
+          <w:rtl/>
+        </w:rPr>
+        <w:t xml:space="preserve"> به گونه‌ا</w:t>
+      </w:r>
+      <w:r>
+        <w:rPr>
+          <w:rFonts w:cs="B Zar" w:hint="cs"/>
+          <w:rtl/>
+        </w:rPr>
+        <w:t>ی</w:t>
+      </w:r>
+      <w:r>
+        <w:rPr>
+          <w:rFonts w:cs="B Zar"/>
+          <w:rtl/>
+        </w:rPr>
+        <w:t xml:space="preserve"> طراح</w:t>
+      </w:r>
+      <w:r>
+        <w:rPr>
+          <w:rFonts w:cs="B Zar" w:hint="cs"/>
+          <w:rtl/>
+        </w:rPr>
+        <w:t>ی</w:t>
+      </w:r>
+      <w:r>
+        <w:rPr>
+          <w:rFonts w:cs="B Zar"/>
+          <w:rtl/>
+        </w:rPr>
+        <w:t xml:space="preserve"> شده که فقط زمان</w:t>
+      </w:r>
+      <w:r>
+        <w:rPr>
+          <w:rFonts w:cs="B Zar" w:hint="cs"/>
+          <w:rtl/>
+        </w:rPr>
+        <w:t>ی</w:t>
+      </w:r>
+      <w:r>
+        <w:rPr>
+          <w:rFonts w:cs="B Zar"/>
+          <w:rtl/>
+        </w:rPr>
+        <w:t xml:space="preserve"> کار م</w:t>
+      </w:r>
+      <w:r>
+        <w:rPr>
+          <w:rFonts w:cs="B Zar" w:hint="cs"/>
+          <w:rtl/>
+        </w:rPr>
+        <w:t>ی‌</w:t>
+      </w:r>
+      <w:r>
+        <w:rPr>
+          <w:rFonts w:cs="B Zar" w:hint="eastAsia"/>
+          <w:rtl/>
+        </w:rPr>
+        <w:t>کند</w:t>
+      </w:r>
+      <w:r>
+        <w:rPr>
+          <w:rFonts w:cs="B Zar"/>
+          <w:rtl/>
+        </w:rPr>
+        <w:t xml:space="preserve"> که تمام اسلات‌ها اعداد خود را داشته باشند.</w:t>
       </w:r>
     </w:p>
     <w:p>
@@ -339,164 +970,537 @@
           <w:rFonts w:cs="B Zar" w:hint="eastAsia"/>
           <w:rtl/>
         </w:rPr>
-        <w:t>ورود</w:t>
-      </w:r>
-      <w:r>
-        <w:rPr>
-          <w:rFonts w:cs="B Zar" w:hint="cs"/>
-          <w:rtl/>
-        </w:rPr>
-        <w:t>ی</w:t>
-      </w:r>
-      <w:r>
-        <w:rPr>
-          <w:rFonts w:cs="B Zar"/>
-          <w:rtl/>
-        </w:rPr>
-        <w:t>: [3, 0, 1]</w:t>
+        <w:t>داده‌ها</w:t>
+      </w:r>
+      <w:r>
+        <w:rPr>
+          <w:rFonts w:cs="B Zar" w:hint="cs"/>
+          <w:rtl/>
+        </w:rPr>
+        <w:t>ی</w:t>
+      </w:r>
+      <w:r>
+        <w:rPr>
+          <w:rFonts w:cs="B Zar"/>
+          <w:rtl/>
+        </w:rPr>
+        <w:t xml:space="preserve"> موجود شامل ل</w:t>
+      </w:r>
+      <w:r>
+        <w:rPr>
+          <w:rFonts w:cs="B Zar" w:hint="cs"/>
+          <w:rtl/>
+        </w:rPr>
+        <w:t>ی</w:t>
+      </w:r>
+      <w:r>
+        <w:rPr>
+          <w:rFonts w:cs="B Zar" w:hint="eastAsia"/>
+          <w:rtl/>
+        </w:rPr>
+        <w:t>ست</w:t>
+      </w:r>
+      <w:r>
+        <w:rPr>
+          <w:rFonts w:cs="B Zar" w:hint="cs"/>
+          <w:rtl/>
+        </w:rPr>
+        <w:t>ی</w:t>
+      </w:r>
+      <w:r>
+        <w:rPr>
+          <w:rFonts w:cs="B Zar"/>
+          <w:rtl/>
+        </w:rPr>
+        <w:t xml:space="preserve"> از </w:t>
+      </w:r>
+      <m:oMath>
+        <m:r>
+          <m:rPr>
+            <m:sty m:val="p"/>
+          </m:rPr>
+          <w:rPr>
+            <w:rFonts w:ascii="Cambria Math" w:hAnsi="Cambria Math" w:cs="B Zar"/>
+          </w:rPr>
+          <m:t>n</m:t>
+        </m:r>
+      </m:oMath>
+      <w:r>
+        <w:rPr>
+          <w:rFonts w:cs="B Zar"/>
+          <w:rtl/>
+        </w:rPr>
+        <w:t xml:space="preserve"> عدد است که در </w:t>
+      </w:r>
+      <m:oMath>
+        <m:r>
+          <m:rPr>
+            <m:sty m:val="p"/>
+          </m:rPr>
+          <w:rPr>
+            <w:rFonts w:ascii="Cambria Math" w:hAnsi="Cambria Math" w:cs="B Zar"/>
+          </w:rPr>
+          <m:t>n</m:t>
+        </m:r>
+      </m:oMath>
+      <w:r>
+        <w:rPr>
+          <w:rFonts w:cs="B Zar"/>
+          <w:rtl/>
+        </w:rPr>
+        <w:t xml:space="preserve"> اسلات از </w:t>
+      </w:r>
+      <m:oMath>
+        <m:r>
+          <m:rPr>
+            <m:sty m:val="p"/>
+          </m:rPr>
+          <w:rPr>
+            <w:rFonts w:ascii="Cambria Math" w:hAnsi="Cambria Math" w:cs="B Zar"/>
+          </w:rPr>
+          <m:t>n+1</m:t>
+        </m:r>
+      </m:oMath>
+      <w:r>
+        <w:rPr>
+          <w:rFonts w:cs="B Zar"/>
+          <w:rtl/>
+        </w:rPr>
+        <w:t xml:space="preserve"> اسلات موجود قرار گرفته‌اند. تنها </w:t>
+      </w:r>
+      <w:r>
+        <w:rPr>
+          <w:rFonts w:cs="B Zar" w:hint="cs"/>
+          <w:rtl/>
+        </w:rPr>
+        <w:t>ی</w:t>
+      </w:r>
+      <w:r>
+        <w:rPr>
+          <w:rFonts w:cs="B Zar" w:hint="eastAsia"/>
+          <w:rtl/>
+        </w:rPr>
+        <w:t>ک</w:t>
+      </w:r>
+      <w:r>
+        <w:rPr>
+          <w:rFonts w:cs="B Zar"/>
+          <w:rtl/>
+        </w:rPr>
+        <w:t xml:space="preserve"> اسلات خال</w:t>
+      </w:r>
+      <w:r>
+        <w:rPr>
+          <w:rFonts w:cs="B Zar" w:hint="cs"/>
+          <w:rtl/>
+        </w:rPr>
+        <w:t>ی</w:t>
+      </w:r>
+      <w:r>
+        <w:rPr>
+          <w:rFonts w:cs="B Zar"/>
+          <w:rtl/>
+        </w:rPr>
+        <w:t xml:space="preserve"> مانده است. ت</w:t>
+      </w:r>
+      <w:r>
+        <w:rPr>
+          <w:rFonts w:cs="B Zar" w:hint="cs"/>
+          <w:rtl/>
+        </w:rPr>
+        <w:t>ی</w:t>
+      </w:r>
+      <w:r>
+        <w:rPr>
+          <w:rFonts w:cs="B Zar" w:hint="eastAsia"/>
+          <w:rtl/>
+        </w:rPr>
+        <w:t>م</w:t>
+      </w:r>
+      <w:r>
+        <w:rPr>
+          <w:rFonts w:cs="B Zar"/>
+          <w:rtl/>
+        </w:rPr>
+        <w:t xml:space="preserve"> فن</w:t>
+      </w:r>
+      <w:r>
+        <w:rPr>
+          <w:rFonts w:cs="B Zar" w:hint="cs"/>
+          <w:rtl/>
+        </w:rPr>
+        <w:t>ی</w:t>
+      </w:r>
+      <w:r>
+        <w:rPr>
+          <w:rFonts w:cs="B Zar"/>
+          <w:rtl/>
+        </w:rPr>
+        <w:t xml:space="preserve"> م</w:t>
+      </w:r>
+      <w:r>
+        <w:rPr>
+          <w:rFonts w:cs="B Zar" w:hint="cs"/>
+          <w:rtl/>
+        </w:rPr>
+        <w:t>ی‌</w:t>
+      </w:r>
+      <w:r>
+        <w:rPr>
+          <w:rFonts w:cs="B Zar" w:hint="eastAsia"/>
+          <w:rtl/>
+        </w:rPr>
+        <w:t>داند</w:t>
+      </w:r>
+      <w:r>
+        <w:rPr>
+          <w:rFonts w:cs="B Zar"/>
+          <w:rtl/>
+        </w:rPr>
+        <w:t xml:space="preserve"> که اگر اسلات گمشده پ</w:t>
+      </w:r>
+      <w:r>
+        <w:rPr>
+          <w:rFonts w:cs="B Zar" w:hint="cs"/>
+          <w:rtl/>
+        </w:rPr>
+        <w:t>ی</w:t>
+      </w:r>
+      <w:r>
+        <w:rPr>
+          <w:rFonts w:cs="B Zar" w:hint="eastAsia"/>
+          <w:rtl/>
+        </w:rPr>
+        <w:t>دا</w:t>
+      </w:r>
+      <w:r>
+        <w:rPr>
+          <w:rFonts w:cs="B Zar"/>
+          <w:rtl/>
+        </w:rPr>
+        <w:t xml:space="preserve"> نشود، کل پروژه ۶ ماه عقب م</w:t>
+      </w:r>
+      <w:r>
+        <w:rPr>
+          <w:rFonts w:cs="B Zar" w:hint="cs"/>
+          <w:rtl/>
+        </w:rPr>
+        <w:t>ی‌</w:t>
+      </w:r>
+      <w:r>
+        <w:rPr>
+          <w:rFonts w:cs="B Zar" w:hint="eastAsia"/>
+          <w:rtl/>
+        </w:rPr>
+        <w:t>افتد</w:t>
+      </w:r>
+      <w:r>
+        <w:rPr>
+          <w:rFonts w:cs="B Zar"/>
+          <w:rtl/>
+        </w:rPr>
+        <w:t xml:space="preserve"> و بودجه تحق</w:t>
+      </w:r>
+      <w:r>
+        <w:rPr>
+          <w:rFonts w:cs="B Zar" w:hint="cs"/>
+          <w:rtl/>
+        </w:rPr>
+        <w:t>ی</w:t>
+      </w:r>
+      <w:r>
+        <w:rPr>
+          <w:rFonts w:cs="B Zar" w:hint="eastAsia"/>
+          <w:rtl/>
+        </w:rPr>
+        <w:t>قات</w:t>
+      </w:r>
+      <w:r>
+        <w:rPr>
+          <w:rFonts w:cs="B Zar" w:hint="cs"/>
+          <w:rtl/>
+        </w:rPr>
+        <w:t>ی</w:t>
+      </w:r>
+      <w:r>
+        <w:rPr>
+          <w:rFonts w:cs="B Zar"/>
+          <w:rtl/>
+        </w:rPr>
+        <w:t xml:space="preserve"> عظ</w:t>
+      </w:r>
+      <w:r>
+        <w:rPr>
+          <w:rFonts w:cs="B Zar" w:hint="cs"/>
+          <w:rtl/>
+        </w:rPr>
+        <w:t>ی</w:t>
+      </w:r>
+      <w:r>
+        <w:rPr>
+          <w:rFonts w:cs="B Zar" w:hint="eastAsia"/>
+          <w:rtl/>
+        </w:rPr>
+        <w:t>م</w:t>
+      </w:r>
+      <w:r>
+        <w:rPr>
+          <w:rFonts w:cs="B Zar" w:hint="cs"/>
+          <w:rtl/>
+        </w:rPr>
+        <w:t>ی</w:t>
+      </w:r>
+      <w:r>
+        <w:rPr>
+          <w:rFonts w:cs="B Zar"/>
+          <w:rtl/>
+        </w:rPr>
+        <w:t xml:space="preserve"> از ب</w:t>
+      </w:r>
+      <w:r>
+        <w:rPr>
+          <w:rFonts w:cs="B Zar" w:hint="cs"/>
+          <w:rtl/>
+        </w:rPr>
+        <w:t>ی</w:t>
+      </w:r>
+      <w:r>
+        <w:rPr>
+          <w:rFonts w:cs="B Zar" w:hint="eastAsia"/>
+          <w:rtl/>
+        </w:rPr>
+        <w:t>ن</w:t>
+      </w:r>
+      <w:r>
+        <w:rPr>
+          <w:rFonts w:cs="B Zar"/>
+          <w:rtl/>
+        </w:rPr>
+        <w:t xml:space="preserve"> خواهد رفت.</w:t>
       </w:r>
     </w:p>
     <w:p>
       <w:pPr>
         <w:rPr>
           <w:rFonts w:cs="B Zar"/>
+          <w:i/>
+          <w:iCs/>
+          <w:u w:val="single"/>
           <w:rtl/>
         </w:rPr>
       </w:pPr>
       <w:r>
         <w:rPr>
           <w:rFonts w:cs="B Zar" w:hint="eastAsia"/>
-          <w:rtl/>
-        </w:rPr>
-        <w:t>خروج</w:t>
-      </w:r>
-      <w:r>
-        <w:rPr>
-          <w:rFonts w:cs="B Zar" w:hint="cs"/>
-          <w:rtl/>
-        </w:rPr>
-        <w:t>ی</w:t>
-      </w:r>
-      <w:r>
-        <w:rPr>
-          <w:rFonts w:cs="B Zar"/>
-          <w:rtl/>
-        </w:rPr>
-        <w:t>: 2</w:t>
+          <w:i/>
+          <w:iCs/>
+          <w:u w:val="single"/>
+          <w:rtl/>
+        </w:rPr>
+        <w:t>اطلاعات</w:t>
+      </w:r>
+      <w:r>
+        <w:rPr>
+          <w:rFonts w:cs="B Zar"/>
+          <w:i/>
+          <w:iCs/>
+          <w:u w:val="single"/>
+          <w:rtl/>
+        </w:rPr>
+        <w:t xml:space="preserve"> فن</w:t>
+      </w:r>
+      <w:r>
+        <w:rPr>
+          <w:rFonts w:cs="B Zar" w:hint="cs"/>
+          <w:i/>
+          <w:iCs/>
+          <w:u w:val="single"/>
+          <w:rtl/>
+        </w:rPr>
+        <w:t>ی</w:t>
+      </w:r>
+      <w:r>
+        <w:rPr>
+          <w:rFonts w:cs="B Zar"/>
+          <w:i/>
+          <w:iCs/>
+          <w:u w:val="single"/>
+          <w:rtl/>
+        </w:rPr>
+        <w:t>:</w:t>
       </w:r>
     </w:p>
     <w:p>
       <w:pPr>
-        <w:rPr>
-          <w:rFonts w:cs="B Zar"/>
-          <w:b/>
-          <w:bCs/>
+        <w:pStyle w:val="ListParagraph"/>
+        <w:numPr>
+          <w:ilvl w:val="0"/>
+          <w:numId w:val="1"/>
+        </w:numPr>
+        <w:rPr>
+          <w:rFonts w:cs="B Zar"/>
           <w:rtl/>
         </w:rPr>
       </w:pPr>
       <w:r>
         <w:rPr>
           <w:rFonts w:cs="B Zar" w:hint="eastAsia"/>
-          <w:b/>
-          <w:bCs/>
-          <w:rtl/>
-        </w:rPr>
-        <w:t>راهنما</w:t>
-      </w:r>
-      <w:r>
-        <w:rPr>
-          <w:rFonts w:cs="B Zar" w:hint="cs"/>
-          <w:b/>
-          <w:bCs/>
-          <w:rtl/>
-        </w:rPr>
-        <w:t>یی</w:t>
-      </w:r>
-      <w:r>
-        <w:rPr>
-          <w:rFonts w:cs="B Zar"/>
-          <w:b/>
-          <w:bCs/>
-          <w:rtl/>
-        </w:rPr>
-        <w:t>:</w:t>
+          <w:rtl/>
+        </w:rPr>
+        <w:t>س</w:t>
+      </w:r>
+      <w:r>
+        <w:rPr>
+          <w:rFonts w:cs="B Zar" w:hint="cs"/>
+          <w:rtl/>
+        </w:rPr>
+        <w:t>ی</w:t>
+      </w:r>
+      <w:r>
+        <w:rPr>
+          <w:rFonts w:cs="B Zar" w:hint="eastAsia"/>
+          <w:rtl/>
+        </w:rPr>
+        <w:t>ستم</w:t>
+      </w:r>
+      <w:r>
+        <w:rPr>
+          <w:rFonts w:cs="B Zar"/>
+          <w:rtl/>
+        </w:rPr>
+        <w:t xml:space="preserve"> دارا</w:t>
+      </w:r>
+      <w:r>
+        <w:rPr>
+          <w:rFonts w:cs="B Zar" w:hint="cs"/>
+          <w:rtl/>
+        </w:rPr>
+        <w:t>ی</w:t>
+      </w:r>
+      <w:r>
+        <w:rPr>
+          <w:rFonts w:cs="B Zar"/>
+          <w:rtl/>
+        </w:rPr>
+        <w:t xml:space="preserve"> </w:t>
+      </w:r>
+      <m:oMath>
+        <m:r>
+          <m:rPr>
+            <m:sty m:val="p"/>
+          </m:rPr>
+          <w:rPr>
+            <w:rFonts w:ascii="Cambria Math" w:hAnsi="Cambria Math" w:cs="B Zar"/>
+          </w:rPr>
+          <m:t>n+1</m:t>
+        </m:r>
+      </m:oMath>
+      <w:r>
+        <w:rPr>
+          <w:rFonts w:cs="B Zar"/>
+          <w:rtl/>
+        </w:rPr>
+        <w:t xml:space="preserve"> اسلات است</w:t>
+      </w:r>
+      <w:r>
+        <w:rPr>
+          <w:rFonts w:cs="B Zar" w:hint="cs"/>
+          <w:rtl/>
+        </w:rPr>
+        <w:t>.</w:t>
+      </w:r>
+      <w:r>
+        <w:rPr>
+          <w:rFonts w:cs="B Zar"/>
+          <w:rtl/>
+        </w:rPr>
+        <w:t xml:space="preserve"> (شماره‌ها</w:t>
+      </w:r>
+      <w:r>
+        <w:rPr>
+          <w:rFonts w:cs="B Zar" w:hint="cs"/>
+          <w:rtl/>
+        </w:rPr>
+        <w:t>ی</w:t>
+      </w:r>
+      <w:r>
+        <w:rPr>
+          <w:rFonts w:cs="B Zar"/>
+          <w:rtl/>
+        </w:rPr>
+        <w:t xml:space="preserve"> </w:t>
+      </w:r>
+      <m:oMath>
+        <m:r>
+          <m:rPr>
+            <m:sty m:val="p"/>
+          </m:rPr>
+          <w:rPr>
+            <w:rFonts w:ascii="Cambria Math" w:hAnsi="Cambria Math" w:cs="B Zar"/>
+            <w:rtl/>
+          </w:rPr>
+          <m:t>۰</m:t>
+        </m:r>
+      </m:oMath>
+      <w:r>
+        <w:rPr>
+          <w:rFonts w:cs="B Zar"/>
+          <w:rtl/>
+        </w:rPr>
+        <w:t xml:space="preserve"> تا </w:t>
+      </w:r>
+      <m:oMath>
+        <m:r>
+          <m:rPr>
+            <m:sty m:val="p"/>
+          </m:rPr>
+          <w:rPr>
+            <w:rFonts w:ascii="Cambria Math" w:hAnsi="Cambria Math" w:cs="B Zar"/>
+          </w:rPr>
+          <m:t>n</m:t>
+        </m:r>
+      </m:oMath>
+      <w:r>
+        <w:rPr>
+          <w:rFonts w:cs="B Zar" w:hint="cs"/>
+          <w:rtl/>
+        </w:rPr>
+        <w:t>)</w:t>
       </w:r>
     </w:p>
     <w:p>
       <w:pPr>
-        <w:pBdr>
-          <w:bottom w:val="single" w:sz="6" w:space="1" w:color="auto"/>
-        </w:pBdr>
+        <w:pStyle w:val="ListParagraph"/>
+        <w:numPr>
+          <w:ilvl w:val="0"/>
+          <w:numId w:val="1"/>
+        </w:numPr>
         <w:rPr>
           <w:rFonts w:cs="B Zar"/>
           <w:rtl/>
         </w:rPr>
       </w:pPr>
-      <w:r>
-        <w:rPr>
-          <w:rFonts w:cs="B Zar" w:hint="eastAsia"/>
-          <w:rtl/>
-        </w:rPr>
-        <w:t>از</w:t>
-      </w:r>
-      <w:r>
-        <w:rPr>
-          <w:rFonts w:cs="B Zar"/>
-          <w:rtl/>
-        </w:rPr>
-        <w:t xml:space="preserve"> خاص</w:t>
-      </w:r>
-      <w:r>
-        <w:rPr>
-          <w:rFonts w:cs="B Zar" w:hint="cs"/>
-          <w:rtl/>
-        </w:rPr>
-        <w:t>ی</w:t>
-      </w:r>
-      <w:r>
-        <w:rPr>
-          <w:rFonts w:cs="B Zar" w:hint="eastAsia"/>
-          <w:rtl/>
-        </w:rPr>
-        <w:t>ت</w:t>
-      </w:r>
-      <w:r>
-        <w:rPr>
-          <w:rFonts w:cs="B Zar"/>
-          <w:rtl/>
-        </w:rPr>
-        <w:t xml:space="preserve"> جمع اعداد از ۰ تا </w:t>
-      </w:r>
-      <w:r>
-        <w:rPr>
-          <w:rFonts w:cs="B Zar"/>
-        </w:rPr>
-        <w:t>n</w:t>
-      </w:r>
-      <w:r>
-        <w:rPr>
-          <w:rFonts w:cs="B Zar"/>
-          <w:rtl/>
-        </w:rPr>
-        <w:t xml:space="preserve"> استفاده کن</w:t>
-      </w:r>
-      <w:r>
-        <w:rPr>
-          <w:rFonts w:cs="B Zar" w:hint="cs"/>
-          <w:rtl/>
-        </w:rPr>
-        <w:t>ی</w:t>
-      </w:r>
-      <w:r>
-        <w:rPr>
-          <w:rFonts w:cs="B Zar" w:hint="eastAsia"/>
-          <w:rtl/>
-        </w:rPr>
-        <w:t>د</w:t>
-      </w:r>
-      <w:r>
-        <w:rPr>
-          <w:rFonts w:cs="B Zar"/>
+      <m:oMath>
+        <m:r>
+          <m:rPr>
+            <m:sty m:val="p"/>
+          </m:rPr>
+          <w:rPr>
+            <w:rFonts w:ascii="Cambria Math" w:hAnsi="Cambria Math" w:cs="B Zar"/>
+          </w:rPr>
+          <m:t>n</m:t>
+        </m:r>
+      </m:oMath>
+      <w:r>
+        <w:rPr>
+          <w:rFonts w:cs="B Zar"/>
+          <w:rtl/>
+        </w:rPr>
+        <w:t xml:space="preserve"> عدد در اسلات‌ها قرار داده شده‌اند</w:t>
+      </w:r>
+      <w:r>
+        <w:rPr>
+          <w:rFonts w:cs="B Zar" w:hint="cs"/>
           <w:rtl/>
         </w:rPr>
         <w:t>.</w:t>
@@ -504,12 +1508,960 @@
     </w:p>
     <w:p>
       <w:pPr>
-        <w:rPr>
-          <w:rFonts w:hint="cs"/>
+        <w:pStyle w:val="ListParagraph"/>
+        <w:numPr>
+          <w:ilvl w:val="0"/>
+          <w:numId w:val="1"/>
+        </w:numPr>
+        <w:rPr>
+          <w:rFonts w:cs="B Zar"/>
+          <w:rtl/>
         </w:rPr>
       </w:pPr>
+      <w:r>
+        <w:rPr>
+          <w:rFonts w:cs="B Zar" w:hint="eastAsia"/>
+          <w:rtl/>
+        </w:rPr>
+        <w:t>فقط</w:t>
+      </w:r>
+      <w:r>
+        <w:rPr>
+          <w:rFonts w:cs="B Zar"/>
+          <w:rtl/>
+        </w:rPr>
+        <w:t xml:space="preserve"> </w:t>
+      </w:r>
+      <w:r>
+        <w:rPr>
+          <w:rFonts w:cs="B Zar" w:hint="cs"/>
+          <w:rtl/>
+        </w:rPr>
+        <w:t>ی</w:t>
+      </w:r>
+      <w:r>
+        <w:rPr>
+          <w:rFonts w:cs="B Zar" w:hint="eastAsia"/>
+          <w:rtl/>
+        </w:rPr>
+        <w:t>ک</w:t>
+      </w:r>
+      <w:r>
+        <w:rPr>
+          <w:rFonts w:cs="B Zar"/>
+          <w:rtl/>
+        </w:rPr>
+        <w:t xml:space="preserve"> اسلات خال</w:t>
+      </w:r>
+      <w:r>
+        <w:rPr>
+          <w:rFonts w:cs="B Zar" w:hint="cs"/>
+          <w:rtl/>
+        </w:rPr>
+        <w:t>ی</w:t>
+      </w:r>
+      <w:r>
+        <w:rPr>
+          <w:rFonts w:cs="B Zar"/>
+          <w:rtl/>
+        </w:rPr>
+        <w:t xml:space="preserve"> مانده است</w:t>
+      </w:r>
+      <w:r>
+        <w:rPr>
+          <w:rFonts w:cs="B Zar" w:hint="cs"/>
+          <w:rtl/>
+        </w:rPr>
+        <w:t>.</w:t>
+      </w:r>
+    </w:p>
+    <w:p>
+      <w:pPr>
+        <w:pStyle w:val="ListParagraph"/>
+        <w:numPr>
+          <w:ilvl w:val="0"/>
+          <w:numId w:val="1"/>
+        </w:numPr>
+        <w:rPr>
+          <w:rFonts w:cs="B Zar"/>
+          <w:rtl/>
+        </w:rPr>
+      </w:pPr>
+      <w:r>
+        <w:rPr>
+          <w:rFonts w:cs="B Zar" w:hint="eastAsia"/>
+          <w:rtl/>
+        </w:rPr>
+        <w:t>اعداد</w:t>
+      </w:r>
+      <w:r>
+        <w:rPr>
+          <w:rFonts w:cs="B Zar"/>
+          <w:rtl/>
+        </w:rPr>
+        <w:t xml:space="preserve"> ممکن است به هر ترت</w:t>
+      </w:r>
+      <w:r>
+        <w:rPr>
+          <w:rFonts w:cs="B Zar" w:hint="cs"/>
+          <w:rtl/>
+        </w:rPr>
+        <w:t>ی</w:t>
+      </w:r>
+      <w:r>
+        <w:rPr>
+          <w:rFonts w:cs="B Zar" w:hint="eastAsia"/>
+          <w:rtl/>
+        </w:rPr>
+        <w:t>ب</w:t>
+      </w:r>
+      <w:r>
+        <w:rPr>
+          <w:rFonts w:cs="B Zar" w:hint="cs"/>
+          <w:rtl/>
+        </w:rPr>
+        <w:t>ی</w:t>
+      </w:r>
+      <w:r>
+        <w:rPr>
+          <w:rFonts w:cs="B Zar"/>
+          <w:rtl/>
+        </w:rPr>
+        <w:t xml:space="preserve"> در اسلات‌ها قرار گرفته باشند</w:t>
+      </w:r>
+      <w:r>
+        <w:rPr>
+          <w:rFonts w:cs="B Zar" w:hint="cs"/>
+          <w:rtl/>
+        </w:rPr>
+        <w:t>.</w:t>
+      </w:r>
+    </w:p>
+    <w:p>
+      <w:pPr>
+        <w:pStyle w:val="ListParagraph"/>
+        <w:numPr>
+          <w:ilvl w:val="0"/>
+          <w:numId w:val="1"/>
+        </w:numPr>
+        <w:rPr>
+          <w:rFonts w:cs="B Zar"/>
+          <w:rtl/>
+        </w:rPr>
+      </w:pPr>
+      <w:r>
+        <w:rPr>
+          <w:rFonts w:cs="B Zar" w:hint="eastAsia"/>
+          <w:rtl/>
+        </w:rPr>
+        <w:t>راه‌حل</w:t>
+      </w:r>
+      <w:r>
+        <w:rPr>
+          <w:rFonts w:cs="B Zar"/>
+          <w:rtl/>
+        </w:rPr>
+        <w:t xml:space="preserve"> با</w:t>
+      </w:r>
+      <w:r>
+        <w:rPr>
+          <w:rFonts w:cs="B Zar" w:hint="cs"/>
+          <w:rtl/>
+        </w:rPr>
+        <w:t>ی</w:t>
+      </w:r>
+      <w:r>
+        <w:rPr>
+          <w:rFonts w:cs="B Zar" w:hint="eastAsia"/>
+          <w:rtl/>
+        </w:rPr>
+        <w:t>د</w:t>
+      </w:r>
+      <w:r>
+        <w:rPr>
+          <w:rFonts w:cs="B Zar"/>
+          <w:rtl/>
+        </w:rPr>
+        <w:t xml:space="preserve"> به</w:t>
+      </w:r>
+      <w:r>
+        <w:rPr>
+          <w:rFonts w:cs="B Zar" w:hint="cs"/>
+          <w:rtl/>
+        </w:rPr>
+        <w:t>ی</w:t>
+      </w:r>
+      <w:r>
+        <w:rPr>
+          <w:rFonts w:cs="B Zar" w:hint="eastAsia"/>
+          <w:rtl/>
+        </w:rPr>
+        <w:t>نه</w:t>
+      </w:r>
+      <w:r>
+        <w:rPr>
+          <w:rFonts w:cs="B Zar"/>
+          <w:rtl/>
+        </w:rPr>
+        <w:t xml:space="preserve"> و با کمتر</w:t>
+      </w:r>
+      <w:r>
+        <w:rPr>
+          <w:rFonts w:cs="B Zar" w:hint="cs"/>
+          <w:rtl/>
+        </w:rPr>
+        <w:t>ی</w:t>
+      </w:r>
+      <w:r>
+        <w:rPr>
+          <w:rFonts w:cs="B Zar" w:hint="eastAsia"/>
+          <w:rtl/>
+        </w:rPr>
+        <w:t>ن</w:t>
+      </w:r>
+      <w:r>
+        <w:rPr>
+          <w:rFonts w:cs="B Zar"/>
+          <w:rtl/>
+        </w:rPr>
+        <w:t xml:space="preserve"> مصرف حافظه باشد</w:t>
+      </w:r>
+      <w:r>
+        <w:rPr>
+          <w:rFonts w:cs="B Zar" w:hint="cs"/>
+          <w:rtl/>
+        </w:rPr>
+        <w:t>.</w:t>
+      </w:r>
+    </w:p>
+    <w:p>
+      <w:pPr>
+        <w:pStyle w:val="ListParagraph"/>
+        <w:numPr>
+          <w:ilvl w:val="0"/>
+          <w:numId w:val="1"/>
+        </w:numPr>
+        <w:rPr>
+          <w:rFonts w:cs="B Zar"/>
+          <w:rtl/>
+        </w:rPr>
+      </w:pPr>
+      <w:r>
+        <w:rPr>
+          <w:rFonts w:cs="B Zar" w:hint="eastAsia"/>
+          <w:rtl/>
+        </w:rPr>
+        <w:t>داده‌ها</w:t>
+      </w:r>
+      <w:r>
+        <w:rPr>
+          <w:rFonts w:cs="B Zar"/>
+          <w:rtl/>
+        </w:rPr>
+        <w:t xml:space="preserve"> ممکن است بس</w:t>
+      </w:r>
+      <w:r>
+        <w:rPr>
+          <w:rFonts w:cs="B Zar" w:hint="cs"/>
+          <w:rtl/>
+        </w:rPr>
+        <w:t>ی</w:t>
+      </w:r>
+      <w:r>
+        <w:rPr>
+          <w:rFonts w:cs="B Zar" w:hint="eastAsia"/>
+          <w:rtl/>
+        </w:rPr>
+        <w:t>ار</w:t>
+      </w:r>
+      <w:r>
+        <w:rPr>
+          <w:rFonts w:cs="B Zar"/>
+          <w:rtl/>
+        </w:rPr>
+        <w:t xml:space="preserve"> بزرگ باشند</w:t>
+      </w:r>
+      <w:r>
+        <w:rPr>
+          <w:rFonts w:cs="B Zar" w:hint="cs"/>
+          <w:rtl/>
+        </w:rPr>
+        <w:t>.</w:t>
+      </w:r>
+      <w:r>
+        <w:rPr>
+          <w:rFonts w:cs="B Zar"/>
+          <w:rtl/>
+        </w:rPr>
+        <w:t xml:space="preserve"> (</w:t>
+      </w:r>
+      <m:oMath>
+        <m:r>
+          <w:rPr>
+            <w:rFonts w:ascii="Cambria Math" w:hAnsi="Cambria Math" w:cs="B Zar"/>
+          </w:rPr>
+          <m:t>n</m:t>
+        </m:r>
+        <m:r>
+          <w:rPr>
+            <w:rFonts w:ascii="Cambria Math" w:hAnsi="Cambria Math" w:cs="B Zar"/>
+          </w:rPr>
+          <m:t>≤</m:t>
+        </m:r>
+        <m:sSup>
+          <m:sSupPr>
+            <m:ctrlPr>
+              <w:rPr>
+                <w:rFonts w:ascii="Cambria Math" w:hAnsi="Cambria Math" w:cs="B Zar"/>
+                <w:i/>
+              </w:rPr>
+            </m:ctrlPr>
+          </m:sSupPr>
+          <m:e>
+            <m:r>
+              <w:rPr>
+                <w:rFonts w:ascii="Cambria Math" w:hAnsi="Cambria Math" w:cs="B Zar"/>
+              </w:rPr>
+              <m:t>10</m:t>
+            </m:r>
+          </m:e>
+          <m:sup>
+            <m:r>
+              <w:rPr>
+                <w:rFonts w:ascii="Cambria Math" w:hAnsi="Cambria Math" w:cs="B Zar"/>
+              </w:rPr>
+              <m:t>6</m:t>
+            </m:r>
+          </m:sup>
+        </m:sSup>
+      </m:oMath>
+      <w:r>
+        <w:rPr>
+          <w:rFonts w:cs="B Zar"/>
+          <w:rtl/>
+        </w:rPr>
+        <w:t>)</w:t>
+      </w:r>
+    </w:p>
+    <w:p>
+      <w:pPr>
+        <w:pStyle w:val="ListParagraph"/>
+        <w:numPr>
+          <w:ilvl w:val="0"/>
+          <w:numId w:val="1"/>
+        </w:numPr>
+        <w:rPr>
+          <w:rFonts w:cs="B Zar"/>
+          <w:rtl/>
+        </w:rPr>
+      </w:pPr>
+      <w:r>
+        <w:rPr>
+          <w:rFonts w:cs="B Zar" w:hint="eastAsia"/>
+          <w:rtl/>
+        </w:rPr>
+        <w:t>اسلات</w:t>
+      </w:r>
+      <w:r>
+        <w:rPr>
+          <w:rFonts w:cs="B Zar"/>
+          <w:rtl/>
+        </w:rPr>
+        <w:t xml:space="preserve"> خال</w:t>
+      </w:r>
+      <w:r>
+        <w:rPr>
+          <w:rFonts w:cs="B Zar" w:hint="cs"/>
+          <w:rtl/>
+        </w:rPr>
+        <w:t>ی</w:t>
+      </w:r>
+      <w:r>
+        <w:rPr>
+          <w:rFonts w:cs="B Zar"/>
+          <w:rtl/>
+        </w:rPr>
+        <w:t xml:space="preserve"> با</w:t>
+      </w:r>
+      <w:r>
+        <w:rPr>
+          <w:rFonts w:cs="B Zar" w:hint="cs"/>
+          <w:rtl/>
+        </w:rPr>
+        <w:t>ی</w:t>
+      </w:r>
+      <w:r>
+        <w:rPr>
+          <w:rFonts w:cs="B Zar" w:hint="eastAsia"/>
+          <w:rtl/>
+        </w:rPr>
+        <w:t>د</w:t>
+      </w:r>
+      <w:r>
+        <w:rPr>
+          <w:rFonts w:cs="B Zar"/>
+          <w:rtl/>
+        </w:rPr>
+        <w:t xml:space="preserve"> هرچه سر</w:t>
+      </w:r>
+      <w:r>
+        <w:rPr>
+          <w:rFonts w:cs="B Zar" w:hint="cs"/>
+          <w:rtl/>
+        </w:rPr>
+        <w:t>ی</w:t>
+      </w:r>
+      <w:r>
+        <w:rPr>
+          <w:rFonts w:cs="B Zar" w:hint="eastAsia"/>
+          <w:rtl/>
+        </w:rPr>
+        <w:t>عتر</w:t>
+      </w:r>
+      <w:r>
+        <w:rPr>
+          <w:rFonts w:cs="B Zar"/>
+          <w:rtl/>
+        </w:rPr>
+        <w:t xml:space="preserve"> شناسا</w:t>
+      </w:r>
+      <w:r>
+        <w:rPr>
+          <w:rFonts w:cs="B Zar" w:hint="cs"/>
+          <w:rtl/>
+        </w:rPr>
+        <w:t>یی</w:t>
+      </w:r>
+      <w:r>
+        <w:rPr>
+          <w:rFonts w:cs="B Zar"/>
+          <w:rtl/>
+        </w:rPr>
+        <w:t xml:space="preserve"> شود</w:t>
+      </w:r>
+      <w:r>
+        <w:rPr>
+          <w:rFonts w:cs="B Zar" w:hint="cs"/>
+          <w:rtl/>
+        </w:rPr>
+        <w:t>.</w:t>
+      </w:r>
+    </w:p>
+    <w:p>
+      <w:pPr>
+        <w:rPr>
+          <w:rFonts w:cs="B Zar"/>
+          <w:i/>
+          <w:iCs/>
+          <w:u w:val="single"/>
+          <w:rtl/>
+        </w:rPr>
+      </w:pPr>
+      <w:r>
+        <w:rPr>
+          <w:rFonts w:cs="B Zar" w:hint="eastAsia"/>
+          <w:i/>
+          <w:iCs/>
+          <w:u w:val="single"/>
+          <w:rtl/>
+        </w:rPr>
+        <w:t>مثال</w:t>
+      </w:r>
+      <w:r>
+        <w:rPr>
+          <w:rFonts w:cs="B Zar"/>
+          <w:i/>
+          <w:iCs/>
+          <w:u w:val="single"/>
+          <w:rtl/>
+        </w:rPr>
+        <w:t xml:space="preserve"> عمل</w:t>
+      </w:r>
+      <w:r>
+        <w:rPr>
+          <w:rFonts w:cs="B Zar" w:hint="cs"/>
+          <w:i/>
+          <w:iCs/>
+          <w:u w:val="single"/>
+          <w:rtl/>
+        </w:rPr>
+        <w:t>ی</w:t>
+      </w:r>
+      <w:r>
+        <w:rPr>
+          <w:rFonts w:cs="B Zar"/>
+          <w:i/>
+          <w:iCs/>
+          <w:u w:val="single"/>
+          <w:rtl/>
+        </w:rPr>
+        <w:t>:</w:t>
+      </w:r>
+    </w:p>
+    <w:p>
+      <w:pPr>
+        <w:rPr>
+          <w:rFonts w:cs="B Zar"/>
+          <w:rtl/>
+        </w:rPr>
+      </w:pPr>
+      <w:r>
+        <w:rPr>
+          <w:rFonts w:cs="B Zar" w:hint="eastAsia"/>
+          <w:rtl/>
+        </w:rPr>
+        <w:t>فرض</w:t>
+      </w:r>
+      <w:r>
+        <w:rPr>
+          <w:rFonts w:cs="B Zar"/>
+          <w:rtl/>
+        </w:rPr>
+        <w:t xml:space="preserve"> کن</w:t>
+      </w:r>
+      <w:r>
+        <w:rPr>
+          <w:rFonts w:cs="B Zar" w:hint="cs"/>
+          <w:rtl/>
+        </w:rPr>
+        <w:t>ی</w:t>
+      </w:r>
+      <w:r>
+        <w:rPr>
+          <w:rFonts w:cs="B Zar" w:hint="eastAsia"/>
+          <w:rtl/>
+        </w:rPr>
+        <w:t>د</w:t>
+      </w:r>
+      <w:r>
+        <w:rPr>
+          <w:rFonts w:cs="B Zar"/>
+          <w:rtl/>
+        </w:rPr>
+        <w:t xml:space="preserve"> س</w:t>
+      </w:r>
+      <w:r>
+        <w:rPr>
+          <w:rFonts w:cs="B Zar" w:hint="cs"/>
+          <w:rtl/>
+        </w:rPr>
+        <w:t>ی</w:t>
+      </w:r>
+      <w:r>
+        <w:rPr>
+          <w:rFonts w:cs="B Zar" w:hint="eastAsia"/>
+          <w:rtl/>
+        </w:rPr>
+        <w:t>ستم</w:t>
+      </w:r>
+      <w:r>
+        <w:rPr>
+          <w:rFonts w:cs="B Zar"/>
+          <w:rtl/>
+        </w:rPr>
+        <w:t xml:space="preserve"> ۳ اسلات دارد (شماره ۰، ۱</w:t>
+      </w:r>
+      <w:r>
+        <w:rPr>
+          <w:rFonts w:cs="B Zar" w:hint="cs"/>
+          <w:rtl/>
+        </w:rPr>
+        <w:t xml:space="preserve"> و</w:t>
+      </w:r>
+      <w:r>
+        <w:rPr>
+          <w:rFonts w:cs="B Zar"/>
+          <w:rtl/>
+        </w:rPr>
+        <w:t xml:space="preserve"> ۲) اما با</w:t>
+      </w:r>
+      <w:r>
+        <w:rPr>
+          <w:rFonts w:cs="B Zar" w:hint="cs"/>
+          <w:rtl/>
+        </w:rPr>
+        <w:t>ی</w:t>
+      </w:r>
+      <w:r>
+        <w:rPr>
+          <w:rFonts w:cs="B Zar" w:hint="eastAsia"/>
+          <w:rtl/>
+        </w:rPr>
+        <w:t>د</w:t>
+      </w:r>
+      <w:r>
+        <w:rPr>
+          <w:rFonts w:cs="B Zar"/>
+          <w:rtl/>
+        </w:rPr>
+        <w:t xml:space="preserve"> ۴ عدد (۰، ۱، ۲</w:t>
+      </w:r>
+      <w:r>
+        <w:rPr>
+          <w:rFonts w:cs="B Zar" w:hint="cs"/>
+          <w:rtl/>
+        </w:rPr>
+        <w:t xml:space="preserve"> و</w:t>
+      </w:r>
+      <w:r>
+        <w:rPr>
+          <w:rFonts w:cs="B Zar"/>
+          <w:rtl/>
+        </w:rPr>
+        <w:t xml:space="preserve"> ۳) را پردازش کند. داده‌ها</w:t>
+      </w:r>
+      <w:r>
+        <w:rPr>
+          <w:rFonts w:cs="B Zar" w:hint="cs"/>
+          <w:rtl/>
+        </w:rPr>
+        <w:t>ی</w:t>
+      </w:r>
+      <w:r>
+        <w:rPr>
+          <w:rFonts w:cs="B Zar"/>
+          <w:rtl/>
+        </w:rPr>
+        <w:t xml:space="preserve"> فعل</w:t>
+      </w:r>
+      <w:r>
+        <w:rPr>
+          <w:rFonts w:cs="B Zar" w:hint="cs"/>
+          <w:rtl/>
+        </w:rPr>
+        <w:t>ی</w:t>
+      </w:r>
+      <w:r>
+        <w:rPr>
+          <w:rFonts w:cs="B Zar"/>
+          <w:rtl/>
+        </w:rPr>
+        <w:t xml:space="preserve"> نشان م</w:t>
+      </w:r>
+      <w:r>
+        <w:rPr>
+          <w:rFonts w:cs="B Zar" w:hint="cs"/>
+          <w:rtl/>
+        </w:rPr>
+        <w:t>ی‌</w:t>
+      </w:r>
+      <w:r>
+        <w:rPr>
+          <w:rFonts w:cs="B Zar" w:hint="eastAsia"/>
+          <w:rtl/>
+        </w:rPr>
+        <w:t>دهد</w:t>
+      </w:r>
+      <w:r>
+        <w:rPr>
+          <w:rFonts w:cs="B Zar"/>
+          <w:rtl/>
+        </w:rPr>
+        <w:t>:</w:t>
+      </w:r>
+    </w:p>
+    <w:p>
+      <w:pPr>
+        <w:rPr>
+          <w:rFonts w:cs="B Zar"/>
+          <w:rtl/>
+        </w:rPr>
+      </w:pPr>
+      <w:r>
+        <w:rPr>
+          <w:rFonts w:cs="B Zar" w:hint="eastAsia"/>
+          <w:rtl/>
+        </w:rPr>
+        <w:t>اسلات</w:t>
+      </w:r>
+      <w:r>
+        <w:rPr>
+          <w:rFonts w:cs="B Zar"/>
+          <w:rtl/>
+        </w:rPr>
+        <w:t xml:space="preserve"> ۰: عدد ۳</w:t>
+      </w:r>
+    </w:p>
+    <w:p>
+      <w:pPr>
+        <w:rPr>
+          <w:rFonts w:cs="B Zar"/>
+          <w:rtl/>
+        </w:rPr>
+      </w:pPr>
+      <w:r>
+        <w:rPr>
+          <w:rFonts w:cs="B Zar" w:hint="eastAsia"/>
+          <w:rtl/>
+        </w:rPr>
+        <w:t>اسلات</w:t>
+      </w:r>
+      <w:r>
+        <w:rPr>
+          <w:rFonts w:cs="B Zar"/>
+          <w:rtl/>
+        </w:rPr>
+        <w:t xml:space="preserve"> ۱: عدد ۰  </w:t>
+      </w:r>
+    </w:p>
+    <w:p>
+      <w:pPr>
+        <w:rPr>
+          <w:rFonts w:cs="B Zar"/>
+          <w:rtl/>
+        </w:rPr>
+      </w:pPr>
+      <w:r>
+        <w:rPr>
+          <w:rFonts w:cs="B Zar" w:hint="eastAsia"/>
+          <w:rtl/>
+        </w:rPr>
+        <w:t>اسلات</w:t>
+      </w:r>
+      <w:r>
+        <w:rPr>
+          <w:rFonts w:cs="B Zar"/>
+          <w:rtl/>
+        </w:rPr>
+        <w:t xml:space="preserve"> ۲: عدد ۱</w:t>
+      </w:r>
+    </w:p>
+    <w:p>
+      <w:pPr>
+        <w:rPr>
+          <w:rFonts w:cs="B Zar"/>
+          <w:rtl/>
+        </w:rPr>
+      </w:pPr>
+      <w:r>
+        <w:rPr>
+          <w:rFonts w:cs="B Zar" w:hint="eastAsia"/>
+          <w:rtl/>
+        </w:rPr>
+        <w:t>کدام</w:t>
+      </w:r>
+      <w:r>
+        <w:rPr>
+          <w:rFonts w:cs="B Zar"/>
+          <w:rtl/>
+        </w:rPr>
+        <w:t xml:space="preserve"> اسلات (شماره اسلات) گمشده است؟</w:t>
+      </w:r>
+    </w:p>
+    <w:p>
+      <w:pPr>
+        <w:rPr>
+          <w:rFonts w:cs="B Zar"/>
+          <w:rtl/>
+        </w:rPr>
+      </w:pPr>
+      <w:r>
+        <w:rPr>
+          <w:rFonts w:cs="B Zar" w:hint="eastAsia"/>
+          <w:rtl/>
+        </w:rPr>
+        <w:t>ورود</w:t>
+      </w:r>
+      <w:r>
+        <w:rPr>
+          <w:rFonts w:cs="B Zar" w:hint="cs"/>
+          <w:rtl/>
+        </w:rPr>
+        <w:t>ی</w:t>
+      </w:r>
+      <w:r>
+        <w:rPr>
+          <w:rFonts w:cs="B Zar"/>
+          <w:rtl/>
+        </w:rPr>
+        <w:t xml:space="preserve"> نمونه:</w:t>
+      </w:r>
+      <w:r>
+        <w:rPr>
+          <w:rFonts w:cs="B Zar"/>
+          <w:rtl/>
+        </w:rPr>
+        <w:t xml:space="preserve"> </w:t>
+      </w:r>
+      <w:r>
+        <w:rPr>
+          <w:rFonts w:cs="B Zar"/>
+          <w:rtl/>
+        </w:rPr>
+        <w:t>[</w:t>
+      </w:r>
+      <w:r>
+        <w:rPr>
+          <w:rFonts w:cs="B Zar" w:hint="cs"/>
+          <w:rtl/>
+        </w:rPr>
+        <w:t>1</w:t>
+      </w:r>
+      <w:r>
+        <w:rPr>
+          <w:rFonts w:cs="B Zar"/>
+          <w:rtl/>
+        </w:rPr>
+        <w:t xml:space="preserve">, 0, </w:t>
+      </w:r>
+      <w:r>
+        <w:rPr>
+          <w:rFonts w:cs="B Zar" w:hint="cs"/>
+          <w:rtl/>
+        </w:rPr>
+        <w:t>3</w:t>
+      </w:r>
+      <w:r>
+        <w:rPr>
+          <w:rFonts w:cs="B Zar"/>
+          <w:rtl/>
+        </w:rPr>
+        <w:t>]</w:t>
+      </w:r>
+    </w:p>
+    <w:p>
+      <w:pPr>
+        <w:rPr>
+          <w:rFonts w:cs="B Zar"/>
+          <w:rtl/>
+        </w:rPr>
+      </w:pPr>
+      <w:r>
+        <w:rPr>
+          <w:rFonts w:cs="B Zar" w:hint="eastAsia"/>
+          <w:rtl/>
+        </w:rPr>
+        <w:t>خروج</w:t>
+      </w:r>
+      <w:r>
+        <w:rPr>
+          <w:rFonts w:cs="B Zar" w:hint="cs"/>
+          <w:rtl/>
+        </w:rPr>
+        <w:t>ی</w:t>
+      </w:r>
+      <w:r>
+        <w:rPr>
+          <w:rFonts w:cs="B Zar"/>
+          <w:rtl/>
+        </w:rPr>
+        <w:t xml:space="preserve"> مورد انتظار:</w:t>
+      </w:r>
       <w:bookmarkStart w:id="0" w:name="_GoBack"/>
       <w:bookmarkEnd w:id="0"/>
+      <w:r>
+        <w:rPr>
+          <w:rFonts w:cs="B Zar" w:hint="cs"/>
+          <w:rtl/>
+        </w:rPr>
+        <w:t xml:space="preserve"> </w:t>
+      </w:r>
+      <w:r>
+        <w:rPr>
+          <w:rFonts w:cs="B Zar"/>
+          <w:rtl/>
+        </w:rPr>
+        <w:t>2</w:t>
+      </w:r>
+      <w:r>
+        <w:rPr>
+          <w:rFonts w:cs="B Zar" w:hint="cs"/>
+          <w:rtl/>
+        </w:rPr>
+        <w:t xml:space="preserve"> </w:t>
+      </w:r>
+      <w:r>
+        <w:rPr>
+          <w:rFonts w:cs="B Zar"/>
+          <w:rtl/>
+        </w:rPr>
+        <w:t>(</w:t>
+      </w:r>
+      <w:r>
+        <w:rPr>
+          <w:rFonts w:cs="B Zar" w:hint="cs"/>
+          <w:rtl/>
+        </w:rPr>
+        <w:t>ی</w:t>
+      </w:r>
+      <w:r>
+        <w:rPr>
+          <w:rFonts w:cs="B Zar" w:hint="eastAsia"/>
+          <w:rtl/>
+        </w:rPr>
+        <w:t>عن</w:t>
+      </w:r>
+      <w:r>
+        <w:rPr>
+          <w:rFonts w:cs="B Zar" w:hint="cs"/>
+          <w:rtl/>
+        </w:rPr>
+        <w:t>ی</w:t>
+      </w:r>
+      <w:r>
+        <w:rPr>
+          <w:rFonts w:cs="B Zar"/>
+          <w:rtl/>
+        </w:rPr>
+        <w:t xml:space="preserve"> اسلات شماره ۲ با</w:t>
+      </w:r>
+      <w:r>
+        <w:rPr>
+          <w:rFonts w:cs="B Zar" w:hint="cs"/>
+          <w:rtl/>
+        </w:rPr>
+        <w:t>ی</w:t>
+      </w:r>
+      <w:r>
+        <w:rPr>
+          <w:rFonts w:cs="B Zar" w:hint="eastAsia"/>
+          <w:rtl/>
+        </w:rPr>
+        <w:t>د</w:t>
+      </w:r>
+      <w:r>
+        <w:rPr>
+          <w:rFonts w:cs="B Zar"/>
+          <w:rtl/>
+        </w:rPr>
+        <w:t xml:space="preserve"> عدد ۲ را در</w:t>
+      </w:r>
+      <w:r>
+        <w:rPr>
+          <w:rFonts w:cs="B Zar" w:hint="cs"/>
+          <w:rtl/>
+        </w:rPr>
+        <w:t>ی</w:t>
+      </w:r>
+      <w:r>
+        <w:rPr>
+          <w:rFonts w:cs="B Zar" w:hint="eastAsia"/>
+          <w:rtl/>
+        </w:rPr>
+        <w:t>افت</w:t>
+      </w:r>
+      <w:r>
+        <w:rPr>
+          <w:rFonts w:cs="B Zar"/>
+          <w:rtl/>
+        </w:rPr>
+        <w:t xml:space="preserve"> کند)</w:t>
+      </w:r>
+    </w:p>
+    <w:p>
+      <w:pPr>
+        <w:rPr>
+          <w:rFonts w:cs="B Zar"/>
+          <w:rtl/>
+        </w:rPr>
+      </w:pPr>
+    </w:p>
+    <w:p>
+      <w:pPr>
+        <w:rPr>
+          <w:rFonts w:cs="B Zar"/>
+        </w:rPr>
+      </w:pPr>
     </w:p>
     <w:sectPr>
       <w:pgSz w:w="11906" w:h="16838"/>
@@ -521,6 +2473,100 @@
     </w:sectPr>
   </w:body>
 </w:document>
+</file>
+
+<file path=word/numbering.xml><?xml version="1.0" encoding="utf-8"?>
+<w:numbering xmlns:wpc="http://schemas.microsoft.com/office/word/2010/wordprocessingCanvas" xmlns:cx="http://schemas.microsoft.com/office/drawing/2014/chartex" xmlns:cx1="http://schemas.microsoft.com/office/drawing/2015/9/8/chartex" xmlns:mc="http://schemas.openxmlformats.org/markup-compatibility/2006" xmlns:o="urn:schemas-microsoft-com:office:office" xmlns:r="http://schemas.openxmlformats.org/officeDocument/2006/relationships" xmlns:m="http://schemas.openxmlformats.org/officeDocument/2006/math" xmlns:v="urn:schemas-microsoft-com:vml" xmlns:wp14="http://schemas.microsoft.com/office/word/2010/wordprocessingDrawing" xmlns:wp="http://schemas.openxmlformats.org/drawingml/2006/wordprocessingDrawing" xmlns:w10="urn:schemas-microsoft-com:office:word" xmlns:w="http://schemas.openxmlformats.org/wordprocessingml/2006/main" xmlns:w14="http://schemas.microsoft.com/office/word/2010/wordml" xmlns:w15="http://schemas.microsoft.com/office/word/2012/wordml" xmlns:w16se="http://schemas.microsoft.com/office/word/2015/wordml/symex" xmlns:wpg="http://schemas.microsoft.com/office/word/2010/wordprocessingGroup" xmlns:wpi="http://schemas.microsoft.com/office/word/2010/wordprocessingInk" xmlns:wne="http://schemas.microsoft.com/office/word/2006/wordml" xmlns:wps="http://schemas.microsoft.com/office/word/2010/wordprocessingShape" mc:Ignorable="w14 w15 w16se wp14">
+  <w:abstractNum w:abstractNumId="0" w15:restartNumberingAfterBreak="0">
+    <w:nsid w:val="41C96CD2"/>
+    <w:multiLevelType w:val="hybridMultilevel"/>
+    <w:tmpl w:val="F51A9F18"/>
+    <w:lvl w:ilvl="0" w:tplc="0409000F">
+      <w:start w:val="1"/>
+      <w:numFmt w:val="decimal"/>
+      <w:lvlText w:val="%1."/>
+      <w:lvlJc w:val="left"/>
+      <w:pPr>
+        <w:ind w:left="720" w:hanging="360"/>
+      </w:pPr>
+    </w:lvl>
+    <w:lvl w:ilvl="1" w:tplc="04090019" w:tentative="1">
+      <w:start w:val="1"/>
+      <w:numFmt w:val="lowerLetter"/>
+      <w:lvlText w:val="%2."/>
+      <w:lvlJc w:val="left"/>
+      <w:pPr>
+        <w:ind w:left="1440" w:hanging="360"/>
+      </w:pPr>
+    </w:lvl>
+    <w:lvl w:ilvl="2" w:tplc="0409001B" w:tentative="1">
+      <w:start w:val="1"/>
+      <w:numFmt w:val="lowerRoman"/>
+      <w:lvlText w:val="%3."/>
+      <w:lvlJc w:val="right"/>
+      <w:pPr>
+        <w:ind w:left="2160" w:hanging="180"/>
+      </w:pPr>
+    </w:lvl>
+    <w:lvl w:ilvl="3" w:tplc="0409000F" w:tentative="1">
+      <w:start w:val="1"/>
+      <w:numFmt w:val="decimal"/>
+      <w:lvlText w:val="%4."/>
+      <w:lvlJc w:val="left"/>
+      <w:pPr>
+        <w:ind w:left="2880" w:hanging="360"/>
+      </w:pPr>
+    </w:lvl>
+    <w:lvl w:ilvl="4" w:tplc="04090019" w:tentative="1">
+      <w:start w:val="1"/>
+      <w:numFmt w:val="lowerLetter"/>
+      <w:lvlText w:val="%5."/>
+      <w:lvlJc w:val="left"/>
+      <w:pPr>
+        <w:ind w:left="3600" w:hanging="360"/>
+      </w:pPr>
+    </w:lvl>
+    <w:lvl w:ilvl="5" w:tplc="0409001B" w:tentative="1">
+      <w:start w:val="1"/>
+      <w:numFmt w:val="lowerRoman"/>
+      <w:lvlText w:val="%6."/>
+      <w:lvlJc w:val="right"/>
+      <w:pPr>
+        <w:ind w:left="4320" w:hanging="180"/>
+      </w:pPr>
+    </w:lvl>
+    <w:lvl w:ilvl="6" w:tplc="0409000F" w:tentative="1">
+      <w:start w:val="1"/>
+      <w:numFmt w:val="decimal"/>
+      <w:lvlText w:val="%7."/>
+      <w:lvlJc w:val="left"/>
+      <w:pPr>
+        <w:ind w:left="5040" w:hanging="360"/>
+      </w:pPr>
+    </w:lvl>
+    <w:lvl w:ilvl="7" w:tplc="04090019" w:tentative="1">
+      <w:start w:val="1"/>
+      <w:numFmt w:val="lowerLetter"/>
+      <w:lvlText w:val="%8."/>
+      <w:lvlJc w:val="left"/>
+      <w:pPr>
+        <w:ind w:left="5760" w:hanging="360"/>
+      </w:pPr>
+    </w:lvl>
+    <w:lvl w:ilvl="8" w:tplc="0409001B" w:tentative="1">
+      <w:start w:val="1"/>
+      <w:numFmt w:val="lowerRoman"/>
+      <w:lvlText w:val="%9."/>
+      <w:lvlJc w:val="right"/>
+      <w:pPr>
+        <w:ind w:left="6480" w:hanging="180"/>
+      </w:pPr>
+    </w:lvl>
+  </w:abstractNum>
+  <w:num w:numId="1">
+    <w:abstractNumId w:val="0"/>
+  </w:num>
+</w:numbering>
 </file>
 
 <file path=word/styles.xml><?xml version="1.0" encoding="utf-8"?>
@@ -973,6 +3019,17 @@
       <w:rFonts w:ascii="B Zar" w:hAnsi="B Zar" w:cs="B Zar"/>
     </w:rPr>
   </w:style>
+  <w:style w:type="paragraph" w:styleId="ListParagraph">
+    <w:name w:val="List Paragraph"/>
+    <w:basedOn w:val="Normal"/>
+    <w:uiPriority w:val="34"/>
+    <w:qFormat/>
+    <w:rsid w:val="00B90BE6"/>
+    <w:pPr>
+      <w:ind w:left="720"/>
+      <w:contextualSpacing/>
+    </w:pPr>
+  </w:style>
 </w:styles>
 </file>
 
